--- a/output/docx/VCC_Partner_Outreach_Packet_DRAFT.docx
+++ b/output/docx/VCC_Partner_Outreach_Packet_DRAFT.docx
@@ -864,6 +864,11 @@
       </w:r>
     </w:p>
     <w:p>
+      <w:r>
+        <w:br w:type="page"/>
+      </w:r>
+    </w:p>
+    <w:p>
       <w:pPr>
         <w:pStyle w:val="Heading1"/>
         <w:spacing w:before="360" w:after="200"/>
